--- a/tarea-11/solucion-tarea-11.docx
+++ b/tarea-11/solucion-tarea-11.docx
@@ -1,14 +1,836 @@
 
 <file path=word/document.xml><?xml version="1.0" encoding="utf-8"?>
-<w:document xmlns:wpc="http://schemas.microsoft.com/office/word/2010/wordprocessingCanvas" xmlns:cx="http://schemas.microsoft.com/office/drawing/2014/chartex" xmlns:cx1="http://schemas.microsoft.com/office/drawing/2015/9/8/chartex" xmlns:cx2="http://schemas.microsoft.com/office/drawing/2015/10/21/chartex" xmlns:cx3="http://schemas.microsoft.com/office/drawing/2016/5/9/chartex" xmlns:cx4="http://schemas.microsoft.com/office/drawing/2016/5/10/chartex" xmlns:cx5="http://schemas.microsoft.com/office/drawing/2016/5/11/chartex" xmlns:cx6="http://schemas.microsoft.com/office/drawing/2016/5/12/chartex" xmlns:cx7="http://schemas.microsoft.com/office/drawing/2016/5/13/chartex" xmlns:cx8="http://schemas.microsoft.com/office/drawing/2016/5/14/chartex" xmlns:mc="http://schemas.openxmlformats.org/markup-compatibility/2006" xmlns:aink="http://schemas.microsoft.com/office/drawing/2016/ink" xmlns:am3d="http://schemas.microsoft.com/office/drawing/2017/model3d" xmlns:o="urn:schemas-microsoft-com:office:office" xmlns:oel="http://schemas.microsoft.com/office/2019/extlst" xmlns:r="http://schemas.openxmlformats.org/officeDocument/2006/relationships" xmlns:m="http://schemas.openxmlformats.org/officeDocument/2006/math" xmlns:v="urn:schemas-microsoft-com:vml" xmlns:wp14="http://schemas.microsoft.com/office/word/2010/wordprocessingDrawing" xmlns:wp="http://schemas.openxmlformats.org/drawingml/2006/wordprocessingDrawing" xmlns:w10="urn:schemas-microsoft-com:office:word" xmlns:w="http://schemas.openxmlformats.org/wordprocessingml/2006/main" xmlns:w14="http://schemas.microsoft.com/office/word/2010/wordml" xmlns:w15="http://schemas.microsoft.com/office/word/2012/wordml" xmlns:w16cex="http://schemas.microsoft.com/office/word/2018/wordml/cex" xmlns:w16cid="http://schemas.microsoft.com/office/word/2016/wordml/cid" xmlns:w16="http://schemas.microsoft.com/office/word/2018/wordml" xmlns:w16du="http://schemas.microsoft.com/office/word/2023/wordml/word16du" xmlns:w16sdtdh="http://schemas.microsoft.com/office/word/2020/wordml/sdtdatahash" xmlns:w16sdtfl="http://schemas.microsoft.com/office/word/2024/wordml/sdtformatlock" xmlns:w16se="http://schemas.microsoft.com/office/word/2015/wordml/symex" xmlns:wpg="http://schemas.microsoft.com/office/word/2010/wordprocessingGroup" xmlns:wpi="http://schemas.microsoft.com/office/word/2010/wordprocessingInk" xmlns:wne="http://schemas.microsoft.com/office/word/2006/wordml" xmlns:wps="http://schemas.microsoft.com/office/word/2010/wordprocessingShape" mc:Ignorable="w14 w15 w16se w16cid w16 w16cex w16sdtdh w16sdtfl w16du wp14">
+<w:document xmlns:wpc="http://schemas.microsoft.com/office/word/2010/wordprocessingCanvas" xmlns:cx="http://schemas.microsoft.com/office/drawing/2014/chartex" xmlns:cx1="http://schemas.microsoft.com/office/drawing/2015/9/8/chartex" xmlns:cx2="http://schemas.microsoft.com/office/drawing/2015/10/21/chartex" xmlns:cx3="http://schemas.microsoft.com/office/drawing/2016/5/9/chartex" xmlns:cx4="http://schemas.microsoft.com/office/drawing/2016/5/10/chartex" xmlns:cx5="http://schemas.microsoft.com/office/drawing/2016/5/11/chartex" xmlns:cx6="http://schemas.microsoft.com/office/drawing/2016/5/12/chartex" xmlns:cx7="http://schemas.microsoft.com/office/drawing/2016/5/13/chartex" xmlns:cx8="http://schemas.microsoft.com/office/drawing/2016/5/14/chartex" xmlns:mc="http://schemas.openxmlformats.org/markup-compatibility/2006" xmlns:aink="http://schemas.microsoft.com/office/drawing/2016/ink" xmlns:am3d="http://schemas.microsoft.com/office/drawing/2017/model3d" xmlns:o="urn:schemas-microsoft-com:office:office" xmlns:r="http://schemas.openxmlformats.org/officeDocument/2006/relationships" xmlns:m="http://schemas.openxmlformats.org/officeDocument/2006/math" xmlns:v="urn:schemas-microsoft-com:vml" xmlns:wp14="http://schemas.microsoft.com/office/word/2010/wordprocessingDrawing" xmlns:wp="http://schemas.openxmlformats.org/drawingml/2006/wordprocessingDrawing" xmlns:w10="urn:schemas-microsoft-com:office:word" xmlns:w="http://schemas.openxmlformats.org/wordprocessingml/2006/main" xmlns:w14="http://schemas.microsoft.com/office/word/2010/wordml" xmlns:w15="http://schemas.microsoft.com/office/word/2012/wordml" xmlns:w16cex="http://schemas.microsoft.com/office/word/2018/wordml/cex" xmlns:w16cid="http://schemas.microsoft.com/office/word/2016/wordml/cid" xmlns:w16="http://schemas.microsoft.com/office/word/2018/wordml" xmlns:w16se="http://schemas.microsoft.com/office/word/2015/wordml/symex" xmlns:wpg="http://schemas.microsoft.com/office/word/2010/wordprocessingGroup" xmlns:wpi="http://schemas.microsoft.com/office/word/2010/wordprocessingInk" xmlns:wne="http://schemas.microsoft.com/office/word/2006/wordml" xmlns:wps="http://schemas.microsoft.com/office/word/2010/wordprocessingShape" mc:Ignorable="w14 w15 w16se w16cid w16 w16cex wp14">
   <w:body>
     <w:p>
       <w:pPr>
         <w:pStyle w:val="Sinespaciado"/>
-      </w:pPr>
-      <w:r>
+        <w:jc w:val="center"/>
+        <w:rPr>
+          <w:b/>
+          <w:bCs/>
+          <w:i/>
+          <w:iCs/>
+          <w:sz w:val="30"/>
+          <w:szCs w:val="30"/>
+          <w:u w:val="single"/>
+        </w:rPr>
+      </w:pPr>
+      <w:r>
+        <w:rPr>
+          <w:b/>
+          <w:bCs/>
+          <w:i/>
+          <w:iCs/>
+          <w:sz w:val="30"/>
+          <w:szCs w:val="30"/>
+          <w:u w:val="single"/>
+        </w:rPr>
         <w:t>Solución tarea 11</w:t>
       </w:r>
+    </w:p>
+    <w:p>
+      <w:pPr>
+        <w:pStyle w:val="Sinespaciado"/>
+      </w:pPr>
+      <w:r>
+        <w:t>En esta práctica mezclamos varios modelos de IA (GPT, Gemini y Claude) con Gradio. Como yo no tengo ninguna de estas APIs de pago he añadido una llamada a Ollama, para comprobar que la interfaz realiza las diferentes funciones correctamente.</w:t>
+      </w:r>
+    </w:p>
+    <w:p>
+      <w:pPr>
+        <w:pStyle w:val="Sinespaciado"/>
+      </w:pPr>
+    </w:p>
+    <w:p>
+      <w:pPr>
+        <w:pStyle w:val="Sinespaciado"/>
+        <w:rPr>
+          <w:b/>
+          <w:bCs/>
+        </w:rPr>
+      </w:pPr>
+      <w:r>
+        <w:rPr>
+          <w:b/>
+          <w:bCs/>
+        </w:rPr>
+        <w:t>1. Imports</w:t>
+      </w:r>
+    </w:p>
+    <w:p>
+      <w:pPr>
+        <w:pStyle w:val="Sinespaciado"/>
+      </w:pPr>
+      <w:r>
+        <w:t>Primero debemos de importar diferentes librerías que nos harán falta para ejecutar el programa.</w:t>
+      </w:r>
+    </w:p>
+    <w:p>
+      <w:pPr>
+        <w:pStyle w:val="Sinespaciado"/>
+        <w:numPr>
+          <w:ilvl w:val="0"/>
+          <w:numId w:val="1"/>
+        </w:numPr>
+      </w:pPr>
+      <w:r>
+        <w:t>Openai, anthropic y Google.generativeai: Son los import para hacer llamadas a las respectivas APIs</w:t>
+      </w:r>
+    </w:p>
+    <w:p>
+      <w:pPr>
+        <w:pStyle w:val="Sinespaciado"/>
+        <w:numPr>
+          <w:ilvl w:val="0"/>
+          <w:numId w:val="1"/>
+        </w:numPr>
+      </w:pPr>
+      <w:r>
+        <w:t>Request la vamos a utilizar cuando ollama nos devuelva la solución</w:t>
+      </w:r>
+    </w:p>
+    <w:p>
+      <w:pPr>
+        <w:pStyle w:val="Sinespaciado"/>
+        <w:numPr>
+          <w:ilvl w:val="0"/>
+          <w:numId w:val="1"/>
+        </w:numPr>
+      </w:pPr>
+      <w:r>
+        <w:t>Gradio para la interfaz gráfica</w:t>
+      </w:r>
+    </w:p>
+    <w:p>
+      <w:pPr>
+        <w:pStyle w:val="Sinespaciado"/>
+        <w:numPr>
+          <w:ilvl w:val="0"/>
+          <w:numId w:val="1"/>
+        </w:numPr>
+      </w:pPr>
+      <w:r>
+        <w:t>Dotenv para cargar las API-Keys</w:t>
+      </w:r>
+    </w:p>
+    <w:p>
+      <w:pPr>
+        <w:pStyle w:val="Sinespaciado"/>
+        <w:ind w:left="720"/>
+      </w:pPr>
+      <w:r>
+        <w:drawing>
+          <wp:inline distT="0" distB="0" distL="0" distR="0" wp14:anchorId="4879214B" wp14:editId="69FF19ED">
+            <wp:extent cx="3458058" cy="1724266"/>
+            <wp:effectExtent l="0" t="0" r="9525" b="9525"/>
+            <wp:docPr id="1" name="Imagen 1"/>
+            <wp:cNvGraphicFramePr>
+              <a:graphicFrameLocks xmlns:a="http://schemas.openxmlformats.org/drawingml/2006/main" noChangeAspect="1"/>
+            </wp:cNvGraphicFramePr>
+            <a:graphic xmlns:a="http://schemas.openxmlformats.org/drawingml/2006/main">
+              <a:graphicData uri="http://schemas.openxmlformats.org/drawingml/2006/picture">
+                <pic:pic xmlns:pic="http://schemas.openxmlformats.org/drawingml/2006/picture">
+                  <pic:nvPicPr>
+                    <pic:cNvPr id="1" name=""/>
+                    <pic:cNvPicPr/>
+                  </pic:nvPicPr>
+                  <pic:blipFill>
+                    <a:blip r:embed="rId5"/>
+                    <a:stretch>
+                      <a:fillRect/>
+                    </a:stretch>
+                  </pic:blipFill>
+                  <pic:spPr>
+                    <a:xfrm>
+                      <a:off x="0" y="0"/>
+                      <a:ext cx="3458058" cy="1724266"/>
+                    </a:xfrm>
+                    <a:prstGeom prst="rect">
+                      <a:avLst/>
+                    </a:prstGeom>
+                  </pic:spPr>
+                </pic:pic>
+              </a:graphicData>
+            </a:graphic>
+          </wp:inline>
+        </w:drawing>
+      </w:r>
+    </w:p>
+    <w:p>
+      <w:pPr>
+        <w:pStyle w:val="Sinespaciado"/>
+        <w:ind w:left="720"/>
+      </w:pPr>
+      <w:r>
+        <w:t>En esta segunda parte cargamos el fichero .env donde tenemos puestas las claves de las APIs de las 3 IAs que vamos a utilizar.</w:t>
+      </w:r>
+    </w:p>
+    <w:p>
+      <w:pPr>
+        <w:pStyle w:val="Sinespaciado"/>
+        <w:ind w:left="720"/>
+      </w:pPr>
+      <w:r>
+        <w:drawing>
+          <wp:inline distT="0" distB="0" distL="0" distR="0" wp14:anchorId="35693DF4" wp14:editId="78287B9F">
+            <wp:extent cx="5400040" cy="1221105"/>
+            <wp:effectExtent l="0" t="0" r="0" b="0"/>
+            <wp:docPr id="2" name="Imagen 2"/>
+            <wp:cNvGraphicFramePr>
+              <a:graphicFrameLocks xmlns:a="http://schemas.openxmlformats.org/drawingml/2006/main" noChangeAspect="1"/>
+            </wp:cNvGraphicFramePr>
+            <a:graphic xmlns:a="http://schemas.openxmlformats.org/drawingml/2006/main">
+              <a:graphicData uri="http://schemas.openxmlformats.org/drawingml/2006/picture">
+                <pic:pic xmlns:pic="http://schemas.openxmlformats.org/drawingml/2006/picture">
+                  <pic:nvPicPr>
+                    <pic:cNvPr id="1" name=""/>
+                    <pic:cNvPicPr/>
+                  </pic:nvPicPr>
+                  <pic:blipFill>
+                    <a:blip r:embed="rId6"/>
+                    <a:stretch>
+                      <a:fillRect/>
+                    </a:stretch>
+                  </pic:blipFill>
+                  <pic:spPr>
+                    <a:xfrm>
+                      <a:off x="0" y="0"/>
+                      <a:ext cx="5400040" cy="1221105"/>
+                    </a:xfrm>
+                    <a:prstGeom prst="rect">
+                      <a:avLst/>
+                    </a:prstGeom>
+                  </pic:spPr>
+                </pic:pic>
+              </a:graphicData>
+            </a:graphic>
+          </wp:inline>
+        </w:drawing>
+      </w:r>
+    </w:p>
+    <w:p>
+      <w:pPr>
+        <w:pStyle w:val="Sinespaciado"/>
+        <w:ind w:left="720"/>
+      </w:pPr>
+      <w:r>
+        <w:drawing>
+          <wp:inline distT="0" distB="0" distL="0" distR="0" wp14:anchorId="6373A759" wp14:editId="66E7E85B">
+            <wp:extent cx="3124636" cy="1038370"/>
+            <wp:effectExtent l="0" t="0" r="0" b="9525"/>
+            <wp:docPr id="3" name="Imagen 3"/>
+            <wp:cNvGraphicFramePr>
+              <a:graphicFrameLocks xmlns:a="http://schemas.openxmlformats.org/drawingml/2006/main" noChangeAspect="1"/>
+            </wp:cNvGraphicFramePr>
+            <a:graphic xmlns:a="http://schemas.openxmlformats.org/drawingml/2006/main">
+              <a:graphicData uri="http://schemas.openxmlformats.org/drawingml/2006/picture">
+                <pic:pic xmlns:pic="http://schemas.openxmlformats.org/drawingml/2006/picture">
+                  <pic:nvPicPr>
+                    <pic:cNvPr id="1" name=""/>
+                    <pic:cNvPicPr/>
+                  </pic:nvPicPr>
+                  <pic:blipFill>
+                    <a:blip r:embed="rId7"/>
+                    <a:stretch>
+                      <a:fillRect/>
+                    </a:stretch>
+                  </pic:blipFill>
+                  <pic:spPr>
+                    <a:xfrm>
+                      <a:off x="0" y="0"/>
+                      <a:ext cx="3124636" cy="1038370"/>
+                    </a:xfrm>
+                    <a:prstGeom prst="rect">
+                      <a:avLst/>
+                    </a:prstGeom>
+                  </pic:spPr>
+                </pic:pic>
+              </a:graphicData>
+            </a:graphic>
+          </wp:inline>
+        </w:drawing>
+      </w:r>
+    </w:p>
+    <w:p>
+      <w:pPr>
+        <w:pStyle w:val="Sinespaciado"/>
+      </w:pPr>
+    </w:p>
+    <w:p>
+      <w:pPr>
+        <w:pStyle w:val="Sinespaciado"/>
+        <w:rPr>
+          <w:b/>
+          <w:bCs/>
+        </w:rPr>
+      </w:pPr>
+      <w:r>
+        <w:rPr>
+          <w:b/>
+          <w:bCs/>
+        </w:rPr>
+        <w:t>2. Comprotamiento de la IA</w:t>
+      </w:r>
+    </w:p>
+    <w:p>
+      <w:pPr>
+        <w:pStyle w:val="Sinespaciado"/>
+      </w:pPr>
+      <w:r>
+        <w:t>Posteriormente hemos creado una variable como prompt para las diferentes IAs</w:t>
+      </w:r>
+    </w:p>
+    <w:p>
+      <w:pPr>
+        <w:pStyle w:val="Sinespaciado"/>
+      </w:pPr>
+      <w:r>
+        <w:drawing>
+          <wp:inline distT="0" distB="0" distL="0" distR="0" wp14:anchorId="2EC33700" wp14:editId="4ABE6F31">
+            <wp:extent cx="5400040" cy="343535"/>
+            <wp:effectExtent l="0" t="0" r="0" b="0"/>
+            <wp:docPr id="4" name="Imagen 4"/>
+            <wp:cNvGraphicFramePr>
+              <a:graphicFrameLocks xmlns:a="http://schemas.openxmlformats.org/drawingml/2006/main" noChangeAspect="1"/>
+            </wp:cNvGraphicFramePr>
+            <a:graphic xmlns:a="http://schemas.openxmlformats.org/drawingml/2006/main">
+              <a:graphicData uri="http://schemas.openxmlformats.org/drawingml/2006/picture">
+                <pic:pic xmlns:pic="http://schemas.openxmlformats.org/drawingml/2006/picture">
+                  <pic:nvPicPr>
+                    <pic:cNvPr id="1" name=""/>
+                    <pic:cNvPicPr/>
+                  </pic:nvPicPr>
+                  <pic:blipFill>
+                    <a:blip r:embed="rId8"/>
+                    <a:stretch>
+                      <a:fillRect/>
+                    </a:stretch>
+                  </pic:blipFill>
+                  <pic:spPr>
+                    <a:xfrm>
+                      <a:off x="0" y="0"/>
+                      <a:ext cx="5400040" cy="343535"/>
+                    </a:xfrm>
+                    <a:prstGeom prst="rect">
+                      <a:avLst/>
+                    </a:prstGeom>
+                  </pic:spPr>
+                </pic:pic>
+              </a:graphicData>
+            </a:graphic>
+          </wp:inline>
+        </w:drawing>
+      </w:r>
+    </w:p>
+    <w:p>
+      <w:pPr>
+        <w:pStyle w:val="Sinespaciado"/>
+      </w:pPr>
+    </w:p>
+    <w:p>
+      <w:r>
+        <w:br w:type="page"/>
+      </w:r>
+    </w:p>
+    <w:p>
+      <w:pPr>
+        <w:pStyle w:val="Sinespaciado"/>
+        <w:rPr>
+          <w:b/>
+        </w:rPr>
+      </w:pPr>
+      <w:r>
+        <w:rPr>
+          <w:b/>
+        </w:rPr>
+        <w:lastRenderedPageBreak/>
+        <w:t>3. Funcion “controladora”</w:t>
+      </w:r>
+    </w:p>
+    <w:p>
+      <w:pPr>
+        <w:pStyle w:val="Sinespaciado"/>
+      </w:pPr>
+      <w:r>
+        <w:t>Esta función consiste en recibir la pregunta del usuario y el modelo del usuario, comprobará que IA quiere utilizar el usuario y la “llamará”.</w:t>
+      </w:r>
+    </w:p>
+    <w:p>
+      <w:pPr>
+        <w:pStyle w:val="Sinespaciado"/>
+      </w:pPr>
+      <w:r>
+        <w:t>Las diferentes funciones consultar_*nombreIA* son las llamadas a las Apis de esa IA.</w:t>
+      </w:r>
+    </w:p>
+    <w:p>
+      <w:pPr>
+        <w:pStyle w:val="Sinespaciado"/>
+      </w:pPr>
+      <w:r>
+        <w:drawing>
+          <wp:inline distT="0" distB="0" distL="0" distR="0" wp14:anchorId="460EFB15" wp14:editId="47C321A8">
+            <wp:extent cx="4486901" cy="2438740"/>
+            <wp:effectExtent l="0" t="0" r="9525" b="0"/>
+            <wp:docPr id="5" name="Imagen 5"/>
+            <wp:cNvGraphicFramePr>
+              <a:graphicFrameLocks xmlns:a="http://schemas.openxmlformats.org/drawingml/2006/main" noChangeAspect="1"/>
+            </wp:cNvGraphicFramePr>
+            <a:graphic xmlns:a="http://schemas.openxmlformats.org/drawingml/2006/main">
+              <a:graphicData uri="http://schemas.openxmlformats.org/drawingml/2006/picture">
+                <pic:pic xmlns:pic="http://schemas.openxmlformats.org/drawingml/2006/picture">
+                  <pic:nvPicPr>
+                    <pic:cNvPr id="1" name=""/>
+                    <pic:cNvPicPr/>
+                  </pic:nvPicPr>
+                  <pic:blipFill>
+                    <a:blip r:embed="rId9"/>
+                    <a:stretch>
+                      <a:fillRect/>
+                    </a:stretch>
+                  </pic:blipFill>
+                  <pic:spPr>
+                    <a:xfrm>
+                      <a:off x="0" y="0"/>
+                      <a:ext cx="4486901" cy="2438740"/>
+                    </a:xfrm>
+                    <a:prstGeom prst="rect">
+                      <a:avLst/>
+                    </a:prstGeom>
+                  </pic:spPr>
+                </pic:pic>
+              </a:graphicData>
+            </a:graphic>
+          </wp:inline>
+        </w:drawing>
+      </w:r>
+    </w:p>
+    <w:p>
+      <w:pPr>
+        <w:pStyle w:val="Sinespaciado"/>
+      </w:pPr>
+    </w:p>
+    <w:p>
+      <w:pPr>
+        <w:pStyle w:val="Sinespaciado"/>
+        <w:rPr>
+          <w:b/>
+          <w:bCs/>
+        </w:rPr>
+      </w:pPr>
+      <w:r>
+        <w:rPr>
+          <w:b/>
+          <w:bCs/>
+        </w:rPr>
+        <w:t>4. Llamada a las IA</w:t>
+      </w:r>
+    </w:p>
+    <w:p>
+      <w:pPr>
+        <w:pStyle w:val="Sinespaciado"/>
+      </w:pPr>
+      <w:r>
+        <w:t>En cada captura se va a mostrar el método para llamar a una API y esta devuelve la respuesta.</w:t>
+      </w:r>
+    </w:p>
+    <w:p>
+      <w:pPr>
+        <w:pStyle w:val="Sinespaciado"/>
+        <w:numPr>
+          <w:ilvl w:val="0"/>
+          <w:numId w:val="1"/>
+        </w:numPr>
+      </w:pPr>
+      <w:r>
+        <w:t>Llamada OpenAI</w:t>
+      </w:r>
+    </w:p>
+    <w:p>
+      <w:pPr>
+        <w:pStyle w:val="Sinespaciado"/>
+        <w:ind w:left="720"/>
+      </w:pPr>
+      <w:r>
+        <w:drawing>
+          <wp:inline distT="0" distB="0" distL="0" distR="0" wp14:anchorId="6ADABC1B" wp14:editId="32DD36D5">
+            <wp:extent cx="5400040" cy="3941445"/>
+            <wp:effectExtent l="0" t="0" r="0" b="1905"/>
+            <wp:docPr id="7" name="Imagen 7"/>
+            <wp:cNvGraphicFramePr>
+              <a:graphicFrameLocks xmlns:a="http://schemas.openxmlformats.org/drawingml/2006/main" noChangeAspect="1"/>
+            </wp:cNvGraphicFramePr>
+            <a:graphic xmlns:a="http://schemas.openxmlformats.org/drawingml/2006/main">
+              <a:graphicData uri="http://schemas.openxmlformats.org/drawingml/2006/picture">
+                <pic:pic xmlns:pic="http://schemas.openxmlformats.org/drawingml/2006/picture">
+                  <pic:nvPicPr>
+                    <pic:cNvPr id="1" name=""/>
+                    <pic:cNvPicPr/>
+                  </pic:nvPicPr>
+                  <pic:blipFill>
+                    <a:blip r:embed="rId10"/>
+                    <a:stretch>
+                      <a:fillRect/>
+                    </a:stretch>
+                  </pic:blipFill>
+                  <pic:spPr>
+                    <a:xfrm>
+                      <a:off x="0" y="0"/>
+                      <a:ext cx="5400040" cy="3941445"/>
+                    </a:xfrm>
+                    <a:prstGeom prst="rect">
+                      <a:avLst/>
+                    </a:prstGeom>
+                  </pic:spPr>
+                </pic:pic>
+              </a:graphicData>
+            </a:graphic>
+          </wp:inline>
+        </w:drawing>
+      </w:r>
+    </w:p>
+    <w:p>
+      <w:pPr>
+        <w:pStyle w:val="Sinespaciado"/>
+        <w:numPr>
+          <w:ilvl w:val="0"/>
+          <w:numId w:val="1"/>
+        </w:numPr>
+      </w:pPr>
+      <w:r>
+        <w:t>Llamada Gemini</w:t>
+      </w:r>
+    </w:p>
+    <w:p>
+      <w:pPr>
+        <w:pStyle w:val="Sinespaciado"/>
+        <w:ind w:left="720"/>
+      </w:pPr>
+      <w:r>
+        <w:lastRenderedPageBreak/>
+        <w:drawing>
+          <wp:inline distT="0" distB="0" distL="0" distR="0" wp14:anchorId="4A96D851" wp14:editId="42EE8B38">
+            <wp:extent cx="5400040" cy="3063875"/>
+            <wp:effectExtent l="0" t="0" r="0" b="3175"/>
+            <wp:docPr id="8" name="Imagen 8"/>
+            <wp:cNvGraphicFramePr>
+              <a:graphicFrameLocks xmlns:a="http://schemas.openxmlformats.org/drawingml/2006/main" noChangeAspect="1"/>
+            </wp:cNvGraphicFramePr>
+            <a:graphic xmlns:a="http://schemas.openxmlformats.org/drawingml/2006/main">
+              <a:graphicData uri="http://schemas.openxmlformats.org/drawingml/2006/picture">
+                <pic:pic xmlns:pic="http://schemas.openxmlformats.org/drawingml/2006/picture">
+                  <pic:nvPicPr>
+                    <pic:cNvPr id="1" name=""/>
+                    <pic:cNvPicPr/>
+                  </pic:nvPicPr>
+                  <pic:blipFill>
+                    <a:blip r:embed="rId11"/>
+                    <a:stretch>
+                      <a:fillRect/>
+                    </a:stretch>
+                  </pic:blipFill>
+                  <pic:spPr>
+                    <a:xfrm>
+                      <a:off x="0" y="0"/>
+                      <a:ext cx="5400040" cy="3063875"/>
+                    </a:xfrm>
+                    <a:prstGeom prst="rect">
+                      <a:avLst/>
+                    </a:prstGeom>
+                  </pic:spPr>
+                </pic:pic>
+              </a:graphicData>
+            </a:graphic>
+          </wp:inline>
+        </w:drawing>
+      </w:r>
+    </w:p>
+    <w:p>
+      <w:pPr>
+        <w:pStyle w:val="Sinespaciado"/>
+        <w:numPr>
+          <w:ilvl w:val="0"/>
+          <w:numId w:val="1"/>
+        </w:numPr>
+      </w:pPr>
+      <w:r>
+        <w:t>Llamada Claude</w:t>
+      </w:r>
+    </w:p>
+    <w:p>
+      <w:pPr>
+        <w:pStyle w:val="Sinespaciado"/>
+        <w:ind w:left="720"/>
+      </w:pPr>
+      <w:r>
+        <w:drawing>
+          <wp:inline distT="0" distB="0" distL="0" distR="0" wp14:anchorId="69D35BF4" wp14:editId="756A74EB">
+            <wp:extent cx="5400040" cy="3053080"/>
+            <wp:effectExtent l="0" t="0" r="0" b="0"/>
+            <wp:docPr id="9" name="Imagen 9"/>
+            <wp:cNvGraphicFramePr>
+              <a:graphicFrameLocks xmlns:a="http://schemas.openxmlformats.org/drawingml/2006/main" noChangeAspect="1"/>
+            </wp:cNvGraphicFramePr>
+            <a:graphic xmlns:a="http://schemas.openxmlformats.org/drawingml/2006/main">
+              <a:graphicData uri="http://schemas.openxmlformats.org/drawingml/2006/picture">
+                <pic:pic xmlns:pic="http://schemas.openxmlformats.org/drawingml/2006/picture">
+                  <pic:nvPicPr>
+                    <pic:cNvPr id="1" name=""/>
+                    <pic:cNvPicPr/>
+                  </pic:nvPicPr>
+                  <pic:blipFill>
+                    <a:blip r:embed="rId12"/>
+                    <a:stretch>
+                      <a:fillRect/>
+                    </a:stretch>
+                  </pic:blipFill>
+                  <pic:spPr>
+                    <a:xfrm>
+                      <a:off x="0" y="0"/>
+                      <a:ext cx="5400040" cy="3053080"/>
+                    </a:xfrm>
+                    <a:prstGeom prst="rect">
+                      <a:avLst/>
+                    </a:prstGeom>
+                  </pic:spPr>
+                </pic:pic>
+              </a:graphicData>
+            </a:graphic>
+          </wp:inline>
+        </w:drawing>
+      </w:r>
+    </w:p>
+    <w:p>
+      <w:pPr>
+        <w:pStyle w:val="Sinespaciado"/>
+        <w:numPr>
+          <w:ilvl w:val="0"/>
+          <w:numId w:val="1"/>
+        </w:numPr>
+      </w:pPr>
+      <w:r>
+        <w:t>Llamada ollama</w:t>
+      </w:r>
+    </w:p>
+    <w:p>
+      <w:pPr>
+        <w:pStyle w:val="Sinespaciado"/>
+        <w:ind w:left="720"/>
+      </w:pPr>
+      <w:r>
+        <w:lastRenderedPageBreak/>
+        <w:drawing>
+          <wp:inline distT="0" distB="0" distL="0" distR="0" wp14:anchorId="5F8C49D5" wp14:editId="3EF7C08E">
+            <wp:extent cx="5400040" cy="4503420"/>
+            <wp:effectExtent l="0" t="0" r="0" b="0"/>
+            <wp:docPr id="10" name="Imagen 10"/>
+            <wp:cNvGraphicFramePr>
+              <a:graphicFrameLocks xmlns:a="http://schemas.openxmlformats.org/drawingml/2006/main" noChangeAspect="1"/>
+            </wp:cNvGraphicFramePr>
+            <a:graphic xmlns:a="http://schemas.openxmlformats.org/drawingml/2006/main">
+              <a:graphicData uri="http://schemas.openxmlformats.org/drawingml/2006/picture">
+                <pic:pic xmlns:pic="http://schemas.openxmlformats.org/drawingml/2006/picture">
+                  <pic:nvPicPr>
+                    <pic:cNvPr id="1" name=""/>
+                    <pic:cNvPicPr/>
+                  </pic:nvPicPr>
+                  <pic:blipFill>
+                    <a:blip r:embed="rId13"/>
+                    <a:stretch>
+                      <a:fillRect/>
+                    </a:stretch>
+                  </pic:blipFill>
+                  <pic:spPr>
+                    <a:xfrm>
+                      <a:off x="0" y="0"/>
+                      <a:ext cx="5400040" cy="4503420"/>
+                    </a:xfrm>
+                    <a:prstGeom prst="rect">
+                      <a:avLst/>
+                    </a:prstGeom>
+                  </pic:spPr>
+                </pic:pic>
+              </a:graphicData>
+            </a:graphic>
+          </wp:inline>
+        </w:drawing>
+      </w:r>
+    </w:p>
+    <w:p>
+      <w:r>
+        <w:br w:type="page"/>
+      </w:r>
+    </w:p>
+    <w:p>
+      <w:pPr>
+        <w:pStyle w:val="Sinespaciado"/>
+        <w:rPr>
+          <w:b/>
+          <w:bCs/>
+        </w:rPr>
+      </w:pPr>
+      <w:r>
+        <w:rPr>
+          <w:b/>
+          <w:bCs/>
+        </w:rPr>
+        <w:lastRenderedPageBreak/>
+        <w:t>5. Ventanas gráfica</w:t>
+      </w:r>
+    </w:p>
+    <w:p>
+      <w:pPr>
+        <w:pStyle w:val="Sinespaciado"/>
+      </w:pPr>
+      <w:r>
+        <w:t>Por último, este bloque de código (utilizando Gradio) es una ventana gráfica, con un bloque de texto para que el usuario escriba su petición, un desplegable con las diferentes IAs, un botón de enviar, para enviar la petición al programa y un botón limpiar para eliminar todo el contenido y dejar la página restaurada.</w:t>
+      </w:r>
+    </w:p>
+    <w:p>
+      <w:pPr>
+        <w:pStyle w:val="Sinespaciado"/>
+      </w:pPr>
+      <w:r>
+        <w:drawing>
+          <wp:inline distT="0" distB="0" distL="0" distR="0" wp14:anchorId="25150A2D" wp14:editId="064F0A4D">
+            <wp:extent cx="5400040" cy="6409055"/>
+            <wp:effectExtent l="0" t="0" r="0" b="0"/>
+            <wp:docPr id="11" name="Imagen 11"/>
+            <wp:cNvGraphicFramePr>
+              <a:graphicFrameLocks xmlns:a="http://schemas.openxmlformats.org/drawingml/2006/main" noChangeAspect="1"/>
+            </wp:cNvGraphicFramePr>
+            <a:graphic xmlns:a="http://schemas.openxmlformats.org/drawingml/2006/main">
+              <a:graphicData uri="http://schemas.openxmlformats.org/drawingml/2006/picture">
+                <pic:pic xmlns:pic="http://schemas.openxmlformats.org/drawingml/2006/picture">
+                  <pic:nvPicPr>
+                    <pic:cNvPr id="1" name=""/>
+                    <pic:cNvPicPr/>
+                  </pic:nvPicPr>
+                  <pic:blipFill>
+                    <a:blip r:embed="rId14"/>
+                    <a:stretch>
+                      <a:fillRect/>
+                    </a:stretch>
+                  </pic:blipFill>
+                  <pic:spPr>
+                    <a:xfrm>
+                      <a:off x="0" y="0"/>
+                      <a:ext cx="5400040" cy="6409055"/>
+                    </a:xfrm>
+                    <a:prstGeom prst="rect">
+                      <a:avLst/>
+                    </a:prstGeom>
+                  </pic:spPr>
+                </pic:pic>
+              </a:graphicData>
+            </a:graphic>
+          </wp:inline>
+        </w:drawing>
+      </w:r>
+    </w:p>
+    <w:p>
+      <w:pPr>
+        <w:pStyle w:val="Sinespaciado"/>
+      </w:pPr>
+      <w:r>
+        <w:lastRenderedPageBreak/>
+        <w:drawing>
+          <wp:inline distT="0" distB="0" distL="0" distR="0" wp14:anchorId="5974A416" wp14:editId="6AC7B542">
+            <wp:extent cx="4896533" cy="1571844"/>
+            <wp:effectExtent l="0" t="0" r="0" b="9525"/>
+            <wp:docPr id="12" name="Imagen 12"/>
+            <wp:cNvGraphicFramePr>
+              <a:graphicFrameLocks xmlns:a="http://schemas.openxmlformats.org/drawingml/2006/main" noChangeAspect="1"/>
+            </wp:cNvGraphicFramePr>
+            <a:graphic xmlns:a="http://schemas.openxmlformats.org/drawingml/2006/main">
+              <a:graphicData uri="http://schemas.openxmlformats.org/drawingml/2006/picture">
+                <pic:pic xmlns:pic="http://schemas.openxmlformats.org/drawingml/2006/picture">
+                  <pic:nvPicPr>
+                    <pic:cNvPr id="1" name=""/>
+                    <pic:cNvPicPr/>
+                  </pic:nvPicPr>
+                  <pic:blipFill>
+                    <a:blip r:embed="rId15"/>
+                    <a:stretch>
+                      <a:fillRect/>
+                    </a:stretch>
+                  </pic:blipFill>
+                  <pic:spPr>
+                    <a:xfrm>
+                      <a:off x="0" y="0"/>
+                      <a:ext cx="4896533" cy="1571844"/>
+                    </a:xfrm>
+                    <a:prstGeom prst="rect">
+                      <a:avLst/>
+                    </a:prstGeom>
+                  </pic:spPr>
+                </pic:pic>
+              </a:graphicData>
+            </a:graphic>
+          </wp:inline>
+        </w:drawing>
+      </w:r>
+    </w:p>
+    <w:p>
+      <w:pPr>
+        <w:pStyle w:val="Sinespaciado"/>
+      </w:pPr>
+    </w:p>
+    <w:p>
+      <w:pPr>
+        <w:pStyle w:val="Sinespaciado"/>
+      </w:pPr>
+      <w:r>
+        <w:t>Para mostrar como quedaría:</w:t>
+      </w:r>
+    </w:p>
+    <w:p>
+      <w:pPr>
+        <w:pStyle w:val="Sinespaciado"/>
+      </w:pPr>
+      <w:r>
+        <w:drawing>
+          <wp:inline distT="0" distB="0" distL="0" distR="0" wp14:anchorId="66C34EFD" wp14:editId="3030CC21">
+            <wp:extent cx="5400040" cy="1799590"/>
+            <wp:effectExtent l="0" t="0" r="0" b="0"/>
+            <wp:docPr id="13" name="Imagen 13"/>
+            <wp:cNvGraphicFramePr>
+              <a:graphicFrameLocks xmlns:a="http://schemas.openxmlformats.org/drawingml/2006/main" noChangeAspect="1"/>
+            </wp:cNvGraphicFramePr>
+            <a:graphic xmlns:a="http://schemas.openxmlformats.org/drawingml/2006/main">
+              <a:graphicData uri="http://schemas.openxmlformats.org/drawingml/2006/picture">
+                <pic:pic xmlns:pic="http://schemas.openxmlformats.org/drawingml/2006/picture">
+                  <pic:nvPicPr>
+                    <pic:cNvPr id="1" name=""/>
+                    <pic:cNvPicPr/>
+                  </pic:nvPicPr>
+                  <pic:blipFill>
+                    <a:blip r:embed="rId16"/>
+                    <a:stretch>
+                      <a:fillRect/>
+                    </a:stretch>
+                  </pic:blipFill>
+                  <pic:spPr>
+                    <a:xfrm>
+                      <a:off x="0" y="0"/>
+                      <a:ext cx="5400040" cy="1799590"/>
+                    </a:xfrm>
+                    <a:prstGeom prst="rect">
+                      <a:avLst/>
+                    </a:prstGeom>
+                  </pic:spPr>
+                </pic:pic>
+              </a:graphicData>
+            </a:graphic>
+          </wp:inline>
+        </w:drawing>
+      </w:r>
+    </w:p>
+    <w:p>
+      <w:pPr>
+        <w:pStyle w:val="Sinespaciado"/>
+      </w:pPr>
     </w:p>
     <w:p>
       <w:pPr>
@@ -25,8 +847,129 @@
 </w:document>
 </file>
 
+<file path=word/numbering.xml><?xml version="1.0" encoding="utf-8"?>
+<w:numbering xmlns:wpc="http://schemas.microsoft.com/office/word/2010/wordprocessingCanvas" xmlns:cx="http://schemas.microsoft.com/office/drawing/2014/chartex" xmlns:cx1="http://schemas.microsoft.com/office/drawing/2015/9/8/chartex" xmlns:cx2="http://schemas.microsoft.com/office/drawing/2015/10/21/chartex" xmlns:cx3="http://schemas.microsoft.com/office/drawing/2016/5/9/chartex" xmlns:cx4="http://schemas.microsoft.com/office/drawing/2016/5/10/chartex" xmlns:cx5="http://schemas.microsoft.com/office/drawing/2016/5/11/chartex" xmlns:cx6="http://schemas.microsoft.com/office/drawing/2016/5/12/chartex" xmlns:cx7="http://schemas.microsoft.com/office/drawing/2016/5/13/chartex" xmlns:cx8="http://schemas.microsoft.com/office/drawing/2016/5/14/chartex" xmlns:mc="http://schemas.openxmlformats.org/markup-compatibility/2006" xmlns:aink="http://schemas.microsoft.com/office/drawing/2016/ink" xmlns:am3d="http://schemas.microsoft.com/office/drawing/2017/model3d" xmlns:o="urn:schemas-microsoft-com:office:office" xmlns:r="http://schemas.openxmlformats.org/officeDocument/2006/relationships" xmlns:m="http://schemas.openxmlformats.org/officeDocument/2006/math" xmlns:v="urn:schemas-microsoft-com:vml" xmlns:wp14="http://schemas.microsoft.com/office/word/2010/wordprocessingDrawing" xmlns:wp="http://schemas.openxmlformats.org/drawingml/2006/wordprocessingDrawing" xmlns:w10="urn:schemas-microsoft-com:office:word" xmlns:w="http://schemas.openxmlformats.org/wordprocessingml/2006/main" xmlns:w14="http://schemas.microsoft.com/office/word/2010/wordml" xmlns:w15="http://schemas.microsoft.com/office/word/2012/wordml" xmlns:w16cex="http://schemas.microsoft.com/office/word/2018/wordml/cex" xmlns:w16cid="http://schemas.microsoft.com/office/word/2016/wordml/cid" xmlns:w16="http://schemas.microsoft.com/office/word/2018/wordml" xmlns:w16se="http://schemas.microsoft.com/office/word/2015/wordml/symex" xmlns:wpg="http://schemas.microsoft.com/office/word/2010/wordprocessingGroup" xmlns:wpi="http://schemas.microsoft.com/office/word/2010/wordprocessingInk" xmlns:wne="http://schemas.microsoft.com/office/word/2006/wordml" xmlns:wps="http://schemas.microsoft.com/office/word/2010/wordprocessingShape" mc:Ignorable="w14 w15 w16se w16cid w16 w16cex wp14">
+  <w:abstractNum w:abstractNumId="0" w15:restartNumberingAfterBreak="0">
+    <w:nsid w:val="67317FF8"/>
+    <w:multiLevelType w:val="hybridMultilevel"/>
+    <w:tmpl w:val="55366B72"/>
+    <w:lvl w:ilvl="0" w:tplc="BE5EB0F0">
+      <w:start w:val="1"/>
+      <w:numFmt w:val="bullet"/>
+      <w:lvlText w:val="-"/>
+      <w:lvlJc w:val="left"/>
+      <w:pPr>
+        <w:ind w:left="720" w:hanging="360"/>
+      </w:pPr>
+      <w:rPr>
+        <w:rFonts w:ascii="Calibri" w:eastAsiaTheme="minorHAnsi" w:hAnsi="Calibri" w:cs="Calibri" w:hint="default"/>
+      </w:rPr>
+    </w:lvl>
+    <w:lvl w:ilvl="1" w:tplc="0C0A0003" w:tentative="1">
+      <w:start w:val="1"/>
+      <w:numFmt w:val="bullet"/>
+      <w:lvlText w:val="o"/>
+      <w:lvlJc w:val="left"/>
+      <w:pPr>
+        <w:ind w:left="1440" w:hanging="360"/>
+      </w:pPr>
+      <w:rPr>
+        <w:rFonts w:ascii="Courier New" w:hAnsi="Courier New" w:cs="Courier New" w:hint="default"/>
+      </w:rPr>
+    </w:lvl>
+    <w:lvl w:ilvl="2" w:tplc="0C0A0005" w:tentative="1">
+      <w:start w:val="1"/>
+      <w:numFmt w:val="bullet"/>
+      <w:lvlText w:val=""/>
+      <w:lvlJc w:val="left"/>
+      <w:pPr>
+        <w:ind w:left="2160" w:hanging="360"/>
+      </w:pPr>
+      <w:rPr>
+        <w:rFonts w:ascii="Wingdings" w:hAnsi="Wingdings" w:hint="default"/>
+      </w:rPr>
+    </w:lvl>
+    <w:lvl w:ilvl="3" w:tplc="0C0A0001" w:tentative="1">
+      <w:start w:val="1"/>
+      <w:numFmt w:val="bullet"/>
+      <w:lvlText w:val=""/>
+      <w:lvlJc w:val="left"/>
+      <w:pPr>
+        <w:ind w:left="2880" w:hanging="360"/>
+      </w:pPr>
+      <w:rPr>
+        <w:rFonts w:ascii="Symbol" w:hAnsi="Symbol" w:hint="default"/>
+      </w:rPr>
+    </w:lvl>
+    <w:lvl w:ilvl="4" w:tplc="0C0A0003" w:tentative="1">
+      <w:start w:val="1"/>
+      <w:numFmt w:val="bullet"/>
+      <w:lvlText w:val="o"/>
+      <w:lvlJc w:val="left"/>
+      <w:pPr>
+        <w:ind w:left="3600" w:hanging="360"/>
+      </w:pPr>
+      <w:rPr>
+        <w:rFonts w:ascii="Courier New" w:hAnsi="Courier New" w:cs="Courier New" w:hint="default"/>
+      </w:rPr>
+    </w:lvl>
+    <w:lvl w:ilvl="5" w:tplc="0C0A0005" w:tentative="1">
+      <w:start w:val="1"/>
+      <w:numFmt w:val="bullet"/>
+      <w:lvlText w:val=""/>
+      <w:lvlJc w:val="left"/>
+      <w:pPr>
+        <w:ind w:left="4320" w:hanging="360"/>
+      </w:pPr>
+      <w:rPr>
+        <w:rFonts w:ascii="Wingdings" w:hAnsi="Wingdings" w:hint="default"/>
+      </w:rPr>
+    </w:lvl>
+    <w:lvl w:ilvl="6" w:tplc="0C0A0001" w:tentative="1">
+      <w:start w:val="1"/>
+      <w:numFmt w:val="bullet"/>
+      <w:lvlText w:val=""/>
+      <w:lvlJc w:val="left"/>
+      <w:pPr>
+        <w:ind w:left="5040" w:hanging="360"/>
+      </w:pPr>
+      <w:rPr>
+        <w:rFonts w:ascii="Symbol" w:hAnsi="Symbol" w:hint="default"/>
+      </w:rPr>
+    </w:lvl>
+    <w:lvl w:ilvl="7" w:tplc="0C0A0003" w:tentative="1">
+      <w:start w:val="1"/>
+      <w:numFmt w:val="bullet"/>
+      <w:lvlText w:val="o"/>
+      <w:lvlJc w:val="left"/>
+      <w:pPr>
+        <w:ind w:left="5760" w:hanging="360"/>
+      </w:pPr>
+      <w:rPr>
+        <w:rFonts w:ascii="Courier New" w:hAnsi="Courier New" w:cs="Courier New" w:hint="default"/>
+      </w:rPr>
+    </w:lvl>
+    <w:lvl w:ilvl="8" w:tplc="0C0A0005" w:tentative="1">
+      <w:start w:val="1"/>
+      <w:numFmt w:val="bullet"/>
+      <w:lvlText w:val=""/>
+      <w:lvlJc w:val="left"/>
+      <w:pPr>
+        <w:ind w:left="6480" w:hanging="360"/>
+      </w:pPr>
+      <w:rPr>
+        <w:rFonts w:ascii="Wingdings" w:hAnsi="Wingdings" w:hint="default"/>
+      </w:rPr>
+    </w:lvl>
+  </w:abstractNum>
+  <w:num w:numId="1">
+    <w:abstractNumId w:val="0"/>
+  </w:num>
+</w:numbering>
+</file>
+
 <file path=word/styles.xml><?xml version="1.0" encoding="utf-8"?>
-<w:styles xmlns:mc="http://schemas.openxmlformats.org/markup-compatibility/2006" xmlns:r="http://schemas.openxmlformats.org/officeDocument/2006/relationships" xmlns:w="http://schemas.openxmlformats.org/wordprocessingml/2006/main" xmlns:w14="http://schemas.microsoft.com/office/word/2010/wordml" xmlns:w15="http://schemas.microsoft.com/office/word/2012/wordml" xmlns:w16cex="http://schemas.microsoft.com/office/word/2018/wordml/cex" xmlns:w16cid="http://schemas.microsoft.com/office/word/2016/wordml/cid" xmlns:w16="http://schemas.microsoft.com/office/word/2018/wordml" xmlns:w16du="http://schemas.microsoft.com/office/word/2023/wordml/word16du" xmlns:w16sdtdh="http://schemas.microsoft.com/office/word/2020/wordml/sdtdatahash" xmlns:w16sdtfl="http://schemas.microsoft.com/office/word/2024/wordml/sdtformatlock" xmlns:w16se="http://schemas.microsoft.com/office/word/2015/wordml/symex" mc:Ignorable="w14 w15 w16se w16cid w16 w16cex w16sdtdh w16sdtfl w16du">
+<w:styles xmlns:mc="http://schemas.openxmlformats.org/markup-compatibility/2006" xmlns:r="http://schemas.openxmlformats.org/officeDocument/2006/relationships" xmlns:w="http://schemas.openxmlformats.org/wordprocessingml/2006/main" xmlns:w14="http://schemas.microsoft.com/office/word/2010/wordml" xmlns:w15="http://schemas.microsoft.com/office/word/2012/wordml" xmlns:w16cex="http://schemas.microsoft.com/office/word/2018/wordml/cex" xmlns:w16cid="http://schemas.microsoft.com/office/word/2016/wordml/cid" xmlns:w16="http://schemas.microsoft.com/office/word/2018/wordml" xmlns:w16se="http://schemas.microsoft.com/office/word/2015/wordml/symex" mc:Ignorable="w14 w15 w16se w16cid w16 w16cex">
   <w:docDefaults>
     <w:rPrDefault>
       <w:rPr>
